--- a/assets/Nicholas_Gray_Resume.docx
+++ b/assets/Nicholas_Gray_Resume.docx
@@ -59,7 +59,7 @@
           <w:sz w:val="20"/>
           <w:szCs w:val="20"/>
         </w:rPr>
-        <w:t xml:space="preserve">Data scientist with nearly four years of industry experience in insurance analytics, built on a decade of quantitative research training. Combines a Ph.D. in Cognitive Psychology with hands-on expertise in SQL, Python, and machine learning to turn large, messy data sources into models, reports, and recommendations that stakeholders act on.</w:t>
+        <w:t xml:space="preserve">Data scientist with nearly four years of industry experience in insurance analytics, built on a decade of quantitative research training. Combines a Ph.D. in Cognitive Psychology with hands-on expertise in SQL, Python, and applied statistics to turn large, messy data sources into analyses, reports, and recommendations that stakeholders act on.</w:t>
       </w:r>
     </w:p>
     <w:p>
@@ -117,15 +117,15 @@
           <w:sz w:val="18"/>
           <w:szCs w:val="18"/>
         </w:rPr>
-        <w:t xml:space="preserve">Machine Learning:  </w:t>
-      </w:r>
-      <w:r>
-        <w:rPr>
-          <w:color w:val="263533"/>
-          <w:sz w:val="19"/>
-          <w:szCs w:val="19"/>
-        </w:rPr>
-        <w:t xml:space="preserve">XGBoost &amp; gradient boosting, Regression (linear &amp; logistic), Predictive modeling, Model evaluation</w:t>
+        <w:t xml:space="preserve">Modeling &amp; Statistics:  </w:t>
+      </w:r>
+      <w:r>
+        <w:rPr>
+          <w:color w:val="263533"/>
+          <w:sz w:val="19"/>
+          <w:szCs w:val="19"/>
+        </w:rPr>
+        <w:t xml:space="preserve">Regression (linear &amp; logistic), XGBoost &amp; gradient boosting (applied), Statistical inference, Experimental design, Model evaluation</w:t>
       </w:r>
     </w:p>
     <w:p>
@@ -148,7 +148,7 @@
           <w:sz w:val="19"/>
           <w:szCs w:val="19"/>
         </w:rPr>
-        <w:t xml:space="preserve">ETL &amp; data cleaning, Exploratory data analysis, Statistical inference, Experimental design, Survey &amp; qualitative analysis</w:t>
+        <w:t xml:space="preserve">ETL &amp; data cleaning, Exploratory data analysis, Survey &amp; qualitative analysis</w:t>
       </w:r>
     </w:p>
     <w:p>
@@ -286,7 +286,7 @@
           <w:sz w:val="19"/>
           <w:szCs w:val="19"/>
         </w:rPr>
-        <w:t xml:space="preserve">Develop machine-learning models — including XGBoost — that produce business-relevant predictions for underwriting and claims questions.</w:t>
+        <w:t xml:space="preserve">Run and adjust established XGBoost models, validating output and interpreting predictions for underwriting and claims questions.</w:t>
       </w:r>
     </w:p>
     <w:p>
@@ -817,7 +817,29 @@
     </w:p>
     <w:p>
       <w:pPr>
-        <w:spacing w:before="90" w:after="40"/>
+        <w:spacing w:before="90" w:after="30"/>
+      </w:pPr>
+      <w:r>
+        <w:rPr>
+          <w:b/>
+          <w:color w:val="0D7361"/>
+          <w:sz w:val="18"/>
+          <w:szCs w:val="18"/>
+        </w:rPr>
+        <w:t xml:space="preserve">Graduate methods training:  </w:t>
+      </w:r>
+      <w:r>
+        <w:rPr>
+          <w:color w:val="3D4D4A"/>
+          <w:sz w:val="19"/>
+          <w:szCs w:val="19"/>
+        </w:rPr>
+        <w:t xml:space="preserve">ANOVA, regression, meta-analysis, structural equation modeling</w:t>
+      </w:r>
+    </w:p>
+    <w:p>
+      <w:pPr>
+        <w:spacing w:before="0" w:after="40"/>
       </w:pPr>
       <w:r>
         <w:rPr>

--- a/assets/Nicholas_Gray_Resume.docx
+++ b/assets/Nicholas_Gray_Resume.docx
@@ -510,7 +510,7 @@
           <w:sz w:val="19"/>
           <w:szCs w:val="19"/>
         </w:rPr>
-        <w:t xml:space="preserve">Taught laboratory sections of Cognitive Psychology and co-instructed Careers in Psychology (2014–2019), translating complex statistical concepts for non-expert audiences.</w:t>
+        <w:t xml:space="preserve">Taught laboratory sections of Cognitive Psychology for three years and co-instructed an online Careers in Psychology course, translating research concepts and methods for non-expert audiences.</w:t>
       </w:r>
     </w:p>
     <w:p>

--- a/assets/Nicholas_Gray_Resume.docx
+++ b/assets/Nicholas_Gray_Resume.docx
@@ -171,7 +171,7 @@
           <w:sz w:val="19"/>
           <w:szCs w:val="19"/>
         </w:rPr>
-        <w:t xml:space="preserve">Stakeholder reporting, Data visualization, Technical writing, Teaching &amp; presentation</w:t>
+        <w:t xml:space="preserve">Stakeholder reporting &amp; dashboards, Data visualization, Technical writing, Teaching &amp; presentation</w:t>
       </w:r>
     </w:p>
     <w:p>
@@ -566,7 +566,7 @@
           <w:sz w:val="19"/>
           <w:szCs w:val="19"/>
         </w:rPr>
-        <w:t xml:space="preserve">A statistics package that scores how regular someone's engagement is — not just how much of it there is — and turns that into a forecast of when they will next show up.</w:t>
+        <w:t xml:space="preserve">Scores how regular a behavior is — not just how often it happens — from nothing but a list of timestamps, then forecasts when the next session will land. The same model applies to medication timing, exercise, physiotherapy, or a training program.</w:t>
       </w:r>
     </w:p>
     <w:p>
@@ -602,7 +602,7 @@
           <w:sz w:val="19"/>
           <w:szCs w:val="19"/>
         </w:rPr>
-        <w:t xml:space="preserve">A nonpartisan site showing upcoming elections and elected officials by city; static front end over a Supabase/PostgreSQL schema with row-level security and an offline fallback.</w:t>
+        <w:t xml:space="preserve">A nonpartisan site showing upcoming elections and elected officials by city; static front end over a Supabase/PostgreSQL back end with a schema designed from scratch, row-level security, and an offline fallback.</w:t>
       </w:r>
     </w:p>
     <w:p>
@@ -638,7 +638,7 @@
           <w:sz w:val="19"/>
           <w:szCs w:val="19"/>
         </w:rPr>
-        <w:t xml:space="preserve">A teaching collection pairing pop-culture clips with the cognitive psychology they demonstrate — and, just as often, get wrong.</w:t>
+        <w:t xml:space="preserve">A teaching collection pairing pop-culture clips with the cognitive psychology they demonstrate — and, just as often, get wrong. Each concept is labeled accurate, overstated, or myth.</w:t>
       </w:r>
     </w:p>
     <w:p>

--- a/assets/Nicholas_Gray_Resume.docx
+++ b/assets/Nicholas_Gray_Resume.docx
@@ -286,7 +286,7 @@
           <w:sz w:val="19"/>
           <w:szCs w:val="19"/>
         </w:rPr>
-        <w:t xml:space="preserve">Run and adjust established XGBoost models, validating output and interpreting predictions for underwriting and claims questions.</w:t>
+        <w:t xml:space="preserve">Run and adjust established machine-learning models (XGBoost), validating output and interpreting predictions for underwriting and claims questions.</w:t>
       </w:r>
     </w:p>
     <w:p>

--- a/assets/Nicholas_Gray_Resume.docx
+++ b/assets/Nicholas_Gray_Resume.docx
@@ -59,7 +59,7 @@
           <w:sz w:val="20"/>
           <w:szCs w:val="20"/>
         </w:rPr>
-        <w:t xml:space="preserve">Data scientist with nearly four years of industry experience in insurance analytics, built on a decade of quantitative research training. Combines a Ph.D. in Cognitive Psychology with hands-on expertise in SQL, Python, and applied statistics to turn large, messy data sources into analyses, reports, and recommendations that stakeholders act on.</w:t>
+        <w:t xml:space="preserve">Data scientist with nearly four years of industry experience in insurance analytics, built on a decade of quantitative research training. Combines a Ph.D. in Cognitive Psychology with day-to-day SQL, Python, and applied statistics to turn large, messy data sources into analyses, reports, and recommendations that stakeholders act on.</w:t>
       </w:r>
     </w:p>
     <w:p>

--- a/assets/Nicholas_Gray_Resume.docx
+++ b/assets/Nicholas_Gray_Resume.docx
@@ -102,7 +102,7 @@
           <w:sz w:val="19"/>
           <w:szCs w:val="19"/>
         </w:rPr>
-        <w:t xml:space="preserve">Python (advanced), SQL / Microsoft SQL Server, R, MATLAB, Microsoft Excel (advanced)</w:t>
+        <w:t xml:space="preserve">Python (proficient), SQL / Microsoft SQL Server, R, MATLAB, Microsoft Excel (proficient)</w:t>
       </w:r>
     </w:p>
     <w:p>

--- a/assets/Nicholas_Gray_Resume.docx
+++ b/assets/Nicholas_Gray_Resume.docx
@@ -46,7 +46,7 @@
           <w:sz w:val="17"/>
           <w:szCs w:val="17"/>
         </w:rPr>
-        <w:t xml:space="preserve">ndgray00@gmail.com   |   513-504-0179   |   Maryland Heights, MO   |   github.com/ndg13b</w:t>
+        <w:t xml:space="preserve">ndgray00@gmail.com  |  513-504-0179  |  Maryland Heights, MO  |  ndg13b.github.io/Resume  |  github.com/ndg13b</w:t>
       </w:r>
     </w:p>
     <w:p>

--- a/assets/Nicholas_Gray_Resume.docx
+++ b/assets/Nicholas_Gray_Resume.docx
@@ -209,7 +209,7 @@
           <w:sz w:val="21"/>
           <w:szCs w:val="21"/>
         </w:rPr>
-        <w:t xml:space="preserve">Data Science Associate</w:t>
+        <w:t xml:space="preserve">Data Scientist</w:t>
       </w:r>
       <w:r>
         <w:tab/>

--- a/assets/Nicholas_Gray_Resume.docx
+++ b/assets/Nicholas_Gray_Resume.docx
@@ -59,7 +59,7 @@
           <w:sz w:val="20"/>
           <w:szCs w:val="20"/>
         </w:rPr>
-        <w:t xml:space="preserve">Data scientist with nearly four years of industry experience in insurance analytics, built on a decade of quantitative research training. Combines a Ph.D. in Cognitive Psychology with day-to-day SQL, Python, and applied statistics to turn large, messy data sources into analyses, reports, and recommendations that stakeholders act on.</w:t>
+        <w:t xml:space="preserve">Data scientist with nearly four years of industry experience in insurance analytics, built on a decade of quantitative research training. Combines a Ph.D. in Cognitive Psychology with day-to-day SQL, Python, and applied statistics to turn large, messy data sources into analyses, reports, and recommendations that stakeholders act on. Integrates AI into analysis and reporting workflows where it earns its place, connecting LLMs to existing SQL and Python tooling.</w:t>
       </w:r>
     </w:p>
     <w:p>
@@ -163,6 +163,29 @@
           <w:sz w:val="18"/>
           <w:szCs w:val="18"/>
         </w:rPr>
+        <w:t xml:space="preserve">AI &amp; Automation:  </w:t>
+      </w:r>
+      <w:r>
+        <w:rPr>
+          <w:color w:val="263533"/>
+          <w:sz w:val="19"/>
+          <w:szCs w:val="19"/>
+        </w:rPr>
+        <w:t xml:space="preserve">LLM-assisted analysis &amp; reporting, Automated reporting pipelines, Prompt design, API integration</w:t>
+      </w:r>
+    </w:p>
+    <w:p>
+      <w:pPr>
+        <w:spacing w:before="0" w:after="40"/>
+        <w:ind w:left="1620" w:hanging="1620"/>
+      </w:pPr>
+      <w:r>
+        <w:rPr>
+          <w:b/>
+          <w:color w:val="0D7361"/>
+          <w:sz w:val="18"/>
+          <w:szCs w:val="18"/>
+        </w:rPr>
         <w:t xml:space="preserve">Communication:  </w:t>
       </w:r>
       <w:r>
@@ -253,6 +276,23 @@
           <w:szCs w:val="19"/>
         </w:rPr>
         <w:t xml:space="preserve">Build analytics reports and dashboards used by internal teams and external stakeholders across the business.</w:t>
+      </w:r>
+    </w:p>
+    <w:p>
+      <w:pPr>
+        <w:numPr>
+          <w:ilvl w:val="0"/>
+          <w:numId w:val="1"/>
+        </w:numPr>
+        <w:spacing w:before="0" w:after="30"/>
+      </w:pPr>
+      <w:r>
+        <w:rPr>
+          <w:color w:val="263533"/>
+          <w:sz w:val="19"/>
+          <w:szCs w:val="19"/>
+        </w:rPr>
+        <w:t xml:space="preserve">Built an automated benchmarking report that calls an LLM to generate written insights from the underlying data, integrating SQL extraction, Python processing, and generated narrative into a single pipeline.</w:t>
       </w:r>
     </w:p>
     <w:p>
